--- a/rebuttal/中文意见.docx
+++ b/rebuttal/中文意见.docx
@@ -35,7 +35,7 @@
           <w:rFonts w:hint="default"/>
           <w:lang w:val="en-US" w:eastAsia="zh-CN"/>
         </w:rPr>
-        <w:t>该模型的性能对超参数（如n1和n2）的选择较为敏感，而由于药物结构的多样性，在实际应用中这些参数并不总是易于确定。探索自动化超参数优化技术（例如贝叶斯优化或网格搜索）将有助于进一步提升模型在不同数据集上的适应性。</w:t>
+        <w:t>该模型的性能对超参数（如n1和n2）的选择较为敏感，而由于药物结构的多样性，在实际应用中这些参数并不总是易于确定。探索自动化超参数优化技术（例如贝叶斯优化或网格搜索）将有助于进一步提升模型在不同数据集上的适应性。1</w:t>
       </w:r>
     </w:p>
     <w:p>
@@ -75,7 +75,7 @@
           <w:rFonts w:hint="default"/>
           <w:lang w:val="en-US" w:eastAsia="zh-CN"/>
         </w:rPr>
-        <w:t>分层结构和多层图神经网络（GNN）的使用使得模型相当复杂，这可能导致训练时间延长和计算需求增加。未来的工作可以考虑简化架构同时保持性能，例如通过探索更高效的GNN设计或移除影响较小的层。</w:t>
+        <w:t>分层结构和多层图神经网络（GNN）的使用使得模型相当复杂，这可能导致训练时间延长和计算需求增加。未来的工作可以考虑简化架构同时保持性能，例如通过探索更高效的GNN设计或移除影响较小的层。1</w:t>
       </w:r>
     </w:p>
     <w:p>
@@ -95,7 +95,7 @@
           <w:rFonts w:hint="default"/>
           <w:lang w:val="en-US" w:eastAsia="zh-CN"/>
         </w:rPr>
-        <w:t>尽管作者报告了使用不同随机种子的多次运行，但关于评估模型之间观察到的差异显著性的统计检验的讨论有限。使用配对t检验或方差分析将HAG-DTA模型的结果与基线模型进行比较，将加强论文的统计严谨性。这将允许对所提出方法的优越性得出更可靠的结论。</w:t>
+        <w:t>尽管作者报告了使用不同随机种子的多次运行，但关于评估模型之间观察到的差异显著性的统计检验的讨论有限。使用配对t检验或方差分析将HAG-DTA模型的结果与基线模型进行比较，将加强论文的统计严谨性。这将允许对所提出方法的优越性得出更可靠的结论。1</w:t>
       </w:r>
     </w:p>
     <w:p>
@@ -115,7 +115,7 @@
           <w:rFonts w:hint="default"/>
           <w:lang w:val="en-US" w:eastAsia="zh-CN"/>
         </w:rPr>
-        <w:t>作者提到，实验是用五个随机种子进行的，但他们没有具体说明是否应用了k倍交叉验证。实施k倍交叉验证将有助于降低随机方差的风险，提高报告结果的可靠性。</w:t>
+        <w:t>作者提到，实验是用五个随机种子进行的，但他们没有具体说明是否应用了k倍交叉验证。实施k倍交叉验证将有助于降低随机方差的风险，提高报告结果的可靠性。1</w:t>
       </w:r>
     </w:p>
     <w:p>
@@ -135,13 +135,14 @@
           <w:rFonts w:hint="default"/>
           <w:lang w:val="en-US" w:eastAsia="zh-CN"/>
         </w:rPr>
-        <w:t>将[1-2]等研究纳入本文的文献部分可以提供更全面的观点。</w:t>
+        <w:t>将[1-2]等研究纳入本文的文献部分可以提供更全面的观点。1</w:t>
       </w:r>
     </w:p>
     <w:p>
       <w:pPr>
         <w:widowControl w:val="0"/>
         <w:numPr>
+          <w:ilvl w:val="0"/>
           <w:numId w:val="0"/>
         </w:numPr>
         <w:jc w:val="both"/>
@@ -190,47 +191,68 @@
     <w:p>
       <w:pPr>
         <w:rPr>
+          <w:rFonts w:hint="default"/>
+          <w:lang w:val="en-US" w:eastAsia="zh-CN"/>
+        </w:rPr>
+      </w:pPr>
+      <w:r>
+        <w:rPr>
           <w:rFonts w:hint="eastAsia"/>
           <w:lang w:val="en-US" w:eastAsia="zh-CN"/>
         </w:rPr>
+        <w:t>模型描述中的模糊性：HAG-DTA架构的描述，特别是分层GNN（HGNN）和深度GNN（DGNN）模块之间的相互作用，缺乏清晰度。例如，从局部特征提取到全局特征提取的过渡不够详细，这可能会让不熟悉GNN的读者感到困惑。</w:t>
+      </w:r>
+      <w:r>
+        <w:rPr>
+          <w:rFonts w:hint="default"/>
+          <w:lang w:val="en-US" w:eastAsia="zh-CN"/>
+        </w:rPr>
+        <w:t>1</w:t>
+      </w:r>
+    </w:p>
+    <w:p>
+      <w:pPr>
+        <w:rPr>
+          <w:rFonts w:hint="default"/>
+          <w:lang w:val="en-US" w:eastAsia="zh-CN"/>
+        </w:rPr>
       </w:pPr>
       <w:r>
         <w:rPr>
           <w:rFonts w:hint="eastAsia"/>
           <w:lang w:val="en-US" w:eastAsia="zh-CN"/>
         </w:rPr>
-        <w:t>模型描述中的模糊性：HAG-DTA架构的描述，特别是分层GNN（HGNN）和深度GNN（DGNN）模块之间的相互作用，缺乏清晰度。例如，从局部特征提取到全局特征提取的过渡不够详细，这可能会让不熟悉GNN的读者感到困惑。</w:t>
-      </w:r>
-    </w:p>
-    <w:p>
-      <w:pPr>
+        <w:t>术语不一致：“多尺度特征”和“层次聚类”等术语经常使用，但并不总是有明确的定义。导言中的术语表或更精确的定义将提高可访问性。</w:t>
+      </w:r>
+      <w:r>
+        <w:rPr>
+          <w:rFonts w:hint="default"/>
+          <w:lang w:val="en-US" w:eastAsia="zh-CN"/>
+        </w:rPr>
+        <w:t>1</w:t>
+      </w:r>
+    </w:p>
+    <w:p>
+      <w:pPr>
+        <w:rPr>
+          <w:rFonts w:hint="default"/>
+          <w:lang w:val="en-US" w:eastAsia="zh-CN"/>
+        </w:rPr>
+      </w:pPr>
+      <w:r>
         <w:rPr>
           <w:rFonts w:hint="eastAsia"/>
           <w:lang w:val="en-US" w:eastAsia="zh-CN"/>
         </w:rPr>
-      </w:pPr>
-      <w:r>
-        <w:rPr>
-          <w:rFonts w:hint="eastAsia"/>
-          <w:lang w:val="en-US" w:eastAsia="zh-CN"/>
-        </w:rPr>
-        <w:t>术语不一致：“多尺度特征”和“层次聚类”等术语经常使用，但并不总是有明确的定义。导言中的术语表或更精确的定义将提高可访问性。</w:t>
-      </w:r>
-    </w:p>
-    <w:p>
-      <w:pPr>
-        <w:rPr>
-          <w:rFonts w:hint="eastAsia"/>
-          <w:lang w:val="en-US" w:eastAsia="zh-CN"/>
-        </w:rPr>
-      </w:pPr>
-      <w:r>
-        <w:rPr>
-          <w:rFonts w:hint="eastAsia"/>
-          <w:lang w:val="en-US" w:eastAsia="zh-CN"/>
-        </w:rPr>
         <w:t>过载部分：“材料和方法”部分很密集，以一种难以理解的方式结合了输入表示、模型架构和损失函数。可以更好地组织小节以分隔这些组件。</w:t>
       </w:r>
+      <w:r>
+        <w:rPr>
+          <w:rFonts w:hint="default"/>
+          <w:lang w:val="en-US" w:eastAsia="zh-CN"/>
+        </w:rPr>
+        <w:t>1</w:t>
+      </w:r>
     </w:p>
     <w:p>
       <w:pPr>
@@ -319,22 +341,22 @@
           <w:rFonts w:hint="default"/>
           <w:lang w:val="en-US" w:eastAsia="zh-CN"/>
         </w:rPr>
-        <w:t>不完整的基线比较：虽然本文将HAG-DTA与几个基线模型进行了比较，但它没有包括DTA预测中的一些最新最先进的模型（例如2023年之后发布的模型）。这限制了优越性的主张。</w:t>
-      </w:r>
-    </w:p>
-    <w:p>
-      <w:pPr>
-        <w:rPr>
-          <w:rFonts w:hint="default"/>
-          <w:lang w:val="en-US" w:eastAsia="zh-CN"/>
-        </w:rPr>
-      </w:pPr>
-      <w:r>
-        <w:rPr>
-          <w:rFonts w:hint="default"/>
-          <w:lang w:val="en-US" w:eastAsia="zh-CN"/>
-        </w:rPr>
-        <w:t>统计显著性：结果报告了性能指标的平均值和标准差，但没有讨论统计显著性检验来确认HAG-DTA对基线的改进是有意义的。</w:t>
+        <w:t>不完整的基线比较：虽然本文将HAG-DTA与几个基线模型进行了比较，但它没有包括DTA预测中的一些最新最先进的模型（例如2023年之后发布的模型）。这限制了优越性的主张。1</w:t>
+      </w:r>
+    </w:p>
+    <w:p>
+      <w:pPr>
+        <w:rPr>
+          <w:rFonts w:hint="default"/>
+          <w:lang w:val="en-US" w:eastAsia="zh-CN"/>
+        </w:rPr>
+      </w:pPr>
+      <w:r>
+        <w:rPr>
+          <w:rFonts w:hint="default"/>
+          <w:lang w:val="en-US" w:eastAsia="zh-CN"/>
+        </w:rPr>
+        <w:t>统计显著性：结果报告了性能指标的平均值和标准差，但没有讨论统计显著性检验来确认HAG-DTA对基线的改进是有意义的。1</w:t>
       </w:r>
     </w:p>
     <w:p>
@@ -351,6 +373,8 @@
         </w:rPr>
         <w:t>基线模型描述不足：本文将HAG-DTA与KronRLS和DeepDTA等基线进行了比较，但对其架构或局限性提供了最少的细节。这种缺乏深度的情况削弱了比较，并掩盖了HAG-DTA的改进。</w:t>
       </w:r>
+      <w:bookmarkStart w:id="0" w:name="_GoBack"/>
+      <w:bookmarkEnd w:id="0"/>
     </w:p>
     <w:p>
       <w:pPr>
@@ -466,8 +490,6 @@
         </w:rPr>
         <w:t>三</w:t>
       </w:r>
-      <w:bookmarkStart w:id="0" w:name="_GoBack"/>
-      <w:bookmarkEnd w:id="0"/>
     </w:p>
     <w:p>
       <w:pPr>
@@ -485,37 +507,37 @@
           <w:rFonts w:hint="default"/>
           <w:lang w:val="en-US" w:eastAsia="zh-CN"/>
         </w:rPr>
-        <w:t>摘要可以更为简洁，并聚焦于工作的主要贡献。</w:t>
-      </w:r>
-    </w:p>
-    <w:p>
-      <w:pPr>
-        <w:rPr>
-          <w:rFonts w:hint="default"/>
-          <w:lang w:val="en-US" w:eastAsia="zh-CN"/>
-        </w:rPr>
-      </w:pPr>
-      <w:r>
-        <w:rPr>
-          <w:rFonts w:hint="default"/>
-          <w:lang w:val="en-US" w:eastAsia="zh-CN"/>
-        </w:rPr>
-        <w:t>2.对现有DTA预测模型进行更详细的比较，突出HAG-DTA旨在解决的具体局限性，有助于介绍。</w:t>
-      </w:r>
-    </w:p>
-    <w:p>
-      <w:pPr>
-        <w:rPr>
-          <w:rFonts w:hint="default"/>
-          <w:lang w:val="en-US" w:eastAsia="zh-CN"/>
-        </w:rPr>
-      </w:pPr>
-      <w:r>
-        <w:rPr>
-          <w:rFonts w:hint="default"/>
-          <w:lang w:val="en-US" w:eastAsia="zh-CN"/>
-        </w:rPr>
-        <w:t>3.材料和方法可以为为什么多尺度特征对DTA预测至关重要提供更清晰的理论基础。</w:t>
+        <w:t>摘要可以更为简洁，并聚焦于工作的主要贡献。1</w:t>
+      </w:r>
+    </w:p>
+    <w:p>
+      <w:pPr>
+        <w:rPr>
+          <w:rFonts w:hint="default"/>
+          <w:lang w:val="en-US" w:eastAsia="zh-CN"/>
+        </w:rPr>
+      </w:pPr>
+      <w:r>
+        <w:rPr>
+          <w:rFonts w:hint="default"/>
+          <w:lang w:val="en-US" w:eastAsia="zh-CN"/>
+        </w:rPr>
+        <w:t>2.对现有DTA预测模型进行更详细的比较，突出HAG-DTA旨在解决的具体局限性，有助于介绍。1</w:t>
+      </w:r>
+    </w:p>
+    <w:p>
+      <w:pPr>
+        <w:rPr>
+          <w:rFonts w:hint="default"/>
+          <w:lang w:val="en-US" w:eastAsia="zh-CN"/>
+        </w:rPr>
+      </w:pPr>
+      <w:r>
+        <w:rPr>
+          <w:rFonts w:hint="default"/>
+          <w:lang w:val="en-US" w:eastAsia="zh-CN"/>
+        </w:rPr>
+        <w:t>3.材料和方法可以为为什么多尺度特征对DTA预测至关重要提供更清晰的理论基础。1</w:t>
       </w:r>
     </w:p>
     <w:p>
@@ -560,7 +582,7 @@
           <w:rFonts w:hint="default"/>
           <w:lang w:val="en-US" w:eastAsia="zh-CN"/>
         </w:rPr>
-        <w:t>6.可以添加一些采用GNN和注意机制进行生物相互作用预测的参考文献，以提供更全面的文献综述，如PMID:33745450、35432476、35053212、35055158。</w:t>
+        <w:t>6.可以添加一些采用GNN和注意机制进行生物相互作用预测的参考文献，以提供更全面的文献综述，如PMID:33745450、35432476、35053212、35055158。1</w:t>
       </w:r>
     </w:p>
     <w:p>

--- a/rebuttal/中文意见.docx
+++ b/rebuttal/中文意见.docx
@@ -55,7 +55,7 @@
           <w:rFonts w:hint="default"/>
           <w:lang w:val="en-US" w:eastAsia="zh-CN"/>
         </w:rPr>
-        <w:t>尽管该模型在现有数据集上表现优异，但测试HAG-DTA模型在更多未见数据集上的表现，包括包含多样化化学结构的数据集，将更有价值，以便更准确地评估其泛化能力。</w:t>
+        <w:t>尽管该模型在现有数据集上表现优异，但测试HAG-DTA模型在更多未见数据集上的表现，包括包含多样化化学结构的数据集，将更有价值，以便更准确地评估其泛化能力。1</w:t>
       </w:r>
     </w:p>
     <w:p>
@@ -281,37 +281,37 @@
           <w:rFonts w:hint="default"/>
           <w:lang w:val="en-US" w:eastAsia="zh-CN"/>
         </w:rPr>
-        <w:t>超参数的合理性：超参数的选择，如n_1和n_2，是通过实验探索的，但搜索空间的合理性并不充分。为什么选择这些范围，为什么不选择其他范围？</w:t>
-      </w:r>
-    </w:p>
-    <w:p>
-      <w:pPr>
-        <w:rPr>
-          <w:rFonts w:hint="default"/>
-          <w:lang w:val="en-US" w:eastAsia="zh-CN"/>
-        </w:rPr>
-      </w:pPr>
-      <w:r>
-        <w:rPr>
-          <w:rFonts w:hint="default"/>
-          <w:lang w:val="en-US" w:eastAsia="zh-CN"/>
-        </w:rPr>
-        <w:t>MMD损失加权：文章指出，MMD损失的正则化系数β被设置为“小值”，以保留特征分布之间的某些差异。然而，没有解释什么构成“小值”或如何确定，这削弱了再现性。</w:t>
-      </w:r>
-    </w:p>
-    <w:p>
-      <w:pPr>
-        <w:rPr>
-          <w:rFonts w:hint="default"/>
-          <w:lang w:val="en-US" w:eastAsia="zh-CN"/>
-        </w:rPr>
-      </w:pPr>
-      <w:r>
-        <w:rPr>
-          <w:rFonts w:hint="default"/>
-          <w:lang w:val="en-US" w:eastAsia="zh-CN"/>
-        </w:rPr>
-        <w:t>GNN变体的有限讨论：该研究评估了四种GNN变体（GCN、SAGE、GAT、GIN），但很少讨论为什么选择这些变体或它们的差异如何影响性能。对它们是否适合DTA任务进行更深入的分析将加强该方法。</w:t>
+        <w:t>超参数的合理性：超参数的选择，如n_1和n_2，是通过实验探索的，但搜索空间的合理性并不充分。为什么选择这些范围，为什么不选择其他范围？1</w:t>
+      </w:r>
+    </w:p>
+    <w:p>
+      <w:pPr>
+        <w:rPr>
+          <w:rFonts w:hint="default"/>
+          <w:lang w:val="en-US" w:eastAsia="zh-CN"/>
+        </w:rPr>
+      </w:pPr>
+      <w:r>
+        <w:rPr>
+          <w:rFonts w:hint="default"/>
+          <w:lang w:val="en-US" w:eastAsia="zh-CN"/>
+        </w:rPr>
+        <w:t>MMD损失加权：文章指出，MMD损失的正则化系数β被设置为“小值”，以保留特征分布之间的某些差异。然而，没有解释什么构成“小值”或如何确定，这削弱了再现性。1</w:t>
+      </w:r>
+    </w:p>
+    <w:p>
+      <w:pPr>
+        <w:rPr>
+          <w:rFonts w:hint="default"/>
+          <w:lang w:val="en-US" w:eastAsia="zh-CN"/>
+        </w:rPr>
+      </w:pPr>
+      <w:r>
+        <w:rPr>
+          <w:rFonts w:hint="default"/>
+          <w:lang w:val="en-US" w:eastAsia="zh-CN"/>
+        </w:rPr>
+        <w:t>GNN变体的有限讨论：该研究评估了四种GNN变体（GCN、SAGE、GAT、GIN），但很少讨论为什么选择这些变体或它们的差异如何影响性能。对它们是否适合DTA任务进行更深入的分析将加强该方法。1</w:t>
       </w:r>
     </w:p>
     <w:p>
@@ -371,7 +371,52 @@
           <w:rFonts w:hint="default"/>
           <w:lang w:val="en-US" w:eastAsia="zh-CN"/>
         </w:rPr>
-        <w:t>基线模型描述不足：本文将HAG-DTA与KronRLS和DeepDTA等基线进行了比较，但对其架构或局限性提供了最少的细节。这种缺乏深度的情况削弱了比较，并掩盖了HAG-DTA的改进。</w:t>
+        <w:t>基线模型描述不足：本文将HAG-DTA与KronRLS和DeepDTA等基线进行了比较，但对其架构或局限性提供了最少的细节。这种缺乏深度的情况削弱了比较，并掩盖了HAG-DTA的改进。1</w:t>
+      </w:r>
+    </w:p>
+    <w:p>
+      <w:pPr>
+        <w:rPr>
+          <w:rFonts w:hint="default"/>
+          <w:lang w:val="en-US" w:eastAsia="zh-CN"/>
+        </w:rPr>
+      </w:pPr>
+      <w:r>
+        <w:rPr>
+          <w:rFonts w:hint="default"/>
+          <w:lang w:val="en-US" w:eastAsia="zh-CN"/>
+        </w:rPr>
+        <w:t>4.可解释性和可视化</w:t>
+      </w:r>
+    </w:p>
+    <w:p>
+      <w:pPr>
+        <w:rPr>
+          <w:rFonts w:hint="default"/>
+          <w:lang w:val="en-US" w:eastAsia="zh-CN"/>
+        </w:rPr>
+      </w:pPr>
+      <w:r>
+        <w:rPr>
+          <w:rFonts w:hint="default"/>
+          <w:lang w:val="en-US" w:eastAsia="zh-CN"/>
+        </w:rPr>
+        <w:t>可视化清晰度：图3和图4用于超参数探索和模型解释，但本文没有充分描述其内容。</w:t>
+      </w:r>
+    </w:p>
+    <w:p>
+      <w:pPr>
+        <w:rPr>
+          <w:rFonts w:hint="default"/>
+          <w:lang w:val="en-US" w:eastAsia="zh-CN"/>
+        </w:rPr>
+      </w:pPr>
+      <w:r>
+        <w:rPr>
+          <w:rFonts w:hint="default"/>
+          <w:lang w:val="en-US" w:eastAsia="zh-CN"/>
+        </w:rPr>
+        <w:t>过度强调可解释性：“良好可解释性”的说法得到了功能组和注意力评分可视化的支持，但这些可视化对药物发现的实际意义没有得到讨论。这些见解如何转化为现实世界的应用？1</w:t>
       </w:r>
       <w:bookmarkStart w:id="0" w:name="_GoBack"/>
       <w:bookmarkEnd w:id="0"/>
@@ -388,51 +433,6 @@
           <w:rFonts w:hint="default"/>
           <w:lang w:val="en-US" w:eastAsia="zh-CN"/>
         </w:rPr>
-        <w:t>4.可解释性和可视化</w:t>
-      </w:r>
-    </w:p>
-    <w:p>
-      <w:pPr>
-        <w:rPr>
-          <w:rFonts w:hint="default"/>
-          <w:lang w:val="en-US" w:eastAsia="zh-CN"/>
-        </w:rPr>
-      </w:pPr>
-      <w:r>
-        <w:rPr>
-          <w:rFonts w:hint="default"/>
-          <w:lang w:val="en-US" w:eastAsia="zh-CN"/>
-        </w:rPr>
-        <w:t>可视化清晰度：图3和图4用于超参数探索和模型解释，但本文没有充分描述其内容。</w:t>
-      </w:r>
-    </w:p>
-    <w:p>
-      <w:pPr>
-        <w:rPr>
-          <w:rFonts w:hint="default"/>
-          <w:lang w:val="en-US" w:eastAsia="zh-CN"/>
-        </w:rPr>
-      </w:pPr>
-      <w:r>
-        <w:rPr>
-          <w:rFonts w:hint="default"/>
-          <w:lang w:val="en-US" w:eastAsia="zh-CN"/>
-        </w:rPr>
-        <w:t>过度强调可解释性：“良好可解释性”的说法得到了功能组和注意力评分可视化的支持，但这些可视化对药物发现的实际意义没有得到讨论。这些见解如何转化为现实世界的应用？</w:t>
-      </w:r>
-    </w:p>
-    <w:p>
-      <w:pPr>
-        <w:rPr>
-          <w:rFonts w:hint="default"/>
-          <w:lang w:val="en-US" w:eastAsia="zh-CN"/>
-        </w:rPr>
-      </w:pPr>
-      <w:r>
-        <w:rPr>
-          <w:rFonts w:hint="default"/>
-          <w:lang w:val="en-US" w:eastAsia="zh-CN"/>
-        </w:rPr>
         <w:t>5.伦理和实践考虑</w:t>
       </w:r>
     </w:p>
@@ -448,22 +448,22 @@
           <w:rFonts w:hint="default"/>
           <w:lang w:val="en-US" w:eastAsia="zh-CN"/>
         </w:rPr>
-        <w:t>缺乏伦理讨论：文章指出“伦理批准和参与同意：不适用”，但鉴于DTA预测在药物发现中的潜在影响，简要讨论伦理考虑因素（例如药物靶点预测中的偏见）将是相关的。</w:t>
-      </w:r>
-    </w:p>
-    <w:p>
-      <w:pPr>
-        <w:rPr>
-          <w:rFonts w:hint="default"/>
-          <w:lang w:val="en-US" w:eastAsia="zh-CN"/>
-        </w:rPr>
-      </w:pPr>
-      <w:r>
-        <w:rPr>
-          <w:rFonts w:hint="default"/>
-          <w:lang w:val="en-US" w:eastAsia="zh-CN"/>
-        </w:rPr>
-        <w:t>实际可行性：没有讨论HAG-DTA的计算复杂性，特别是对于深GNN和多个GNN变体。对于计算资源有限的研究人员来说，这是一个实际问题。</w:t>
+        <w:t>缺乏伦理讨论：文章指出“伦理批准和参与同意：不适用”，但鉴于DTA预测在药物发现中的潜在影响，简要讨论伦理考虑因素（例如药物靶点预测中的偏见）将是相关的。1</w:t>
+      </w:r>
+    </w:p>
+    <w:p>
+      <w:pPr>
+        <w:rPr>
+          <w:rFonts w:hint="default"/>
+          <w:lang w:val="en-US" w:eastAsia="zh-CN"/>
+        </w:rPr>
+      </w:pPr>
+      <w:r>
+        <w:rPr>
+          <w:rFonts w:hint="default"/>
+          <w:lang w:val="en-US" w:eastAsia="zh-CN"/>
+        </w:rPr>
+        <w:t>实际可行性：没有讨论HAG-DTA的计算复杂性，特别是对于深GNN和多个GNN变体。对于计算资源有限的研究人员来说，这是一个实际问题。1</w:t>
       </w:r>
     </w:p>
     <w:p>
@@ -567,7 +567,7 @@
           <w:rFonts w:hint="default"/>
           <w:lang w:val="en-US" w:eastAsia="zh-CN"/>
         </w:rPr>
-        <w:t>5.扩展可解释性结果。考虑讨论这些可解释性结果如何实际应用于药物发现。</w:t>
+        <w:t>5.扩展可解释性结果。考虑讨论这些可解释性结果如何实际应用于药物发现。1</w:t>
       </w:r>
     </w:p>
     <w:p>
